--- a/rediseno_2026/4.2 Referentes disciplinares.docx
+++ b/rediseno_2026/4.2 Referentes disciplinares.docx
@@ -2252,7 +2252,7 @@
           <w:i w:val="0"/>
           <w:sz w:val="20"/>
         </w:rPr>
-        <w:t xml:space="preserve">En conclusión, el objeto de la profesión del Contador Público Autorizado es la </w:t>
+        <w:t xml:space="preserve">Así, el objeto de la profesión del Contador Público Autorizado es la </w:t>
       </w:r>
       <w:r>
         <w:rPr>
